--- a/01-requisitos/01-levantamento-requisitos.docx
+++ b/01-requisitos/01-levantamento-requisitos.docx
@@ -456,7 +456,7 @@
         <w:t xml:space="preserve"> </w:t>
       </w:r>
       <w:r>
-        <w:t xml:space="preserve">individuais com stakeholders</w:t>
+        <w:t xml:space="preserve">individuais com partes interessadas</w:t>
       </w:r>
     </w:p>
     <w:p>
@@ -588,7 +588,7 @@
         <w:t xml:space="preserve"> </w:t>
       </w:r>
       <w:r>
-        <w:t xml:space="preserve">(logs, tickets, analytics)</w:t>
+        <w:t xml:space="preserve">(registos, tickets, analytics)</w:t>
       </w:r>
     </w:p>
     <w:p>
@@ -1598,7 +1598,7 @@
               <w:pStyle w:val="Compact"/>
             </w:pPr>
             <w:r>
-              <w:t xml:space="preserve">Stakeholders</w:t>
+              <w:t xml:space="preserve">Partes Interessadas</w:t>
             </w:r>
           </w:p>
         </w:tc>
@@ -2204,7 +2204,7 @@
         <w:pStyle w:val="FirstParagraph"/>
       </w:pPr>
       <w:r>
-        <w:t xml:space="preserve">Antes de aprovar, cada requisito deve passar este checklist:</w:t>
+        <w:t xml:space="preserve">Antes de aprovar, cada requisito deve passar este lista de verificação:</w:t>
       </w:r>
     </w:p>
     <w:p>
